--- a/fuentes/11210049_CF01_CFA_DU.docx
+++ b/fuentes/11210049_CF01_CFA_DU.docx
@@ -205,7 +205,7 @@
               </wp:anchor>
             </w:drawing>
           </mc:Choice>
-          <mc:Fallback xmlns:w16sdtdh="http://schemas.microsoft.com/office/word/2020/wordml/sdtdatahash" xmlns:w16="http://schemas.microsoft.com/office/word/2018/wordml" xmlns:w16cex="http://schemas.microsoft.com/office/word/2018/wordml/cex" xmlns:oel="http://schemas.microsoft.com/office/2019/extlst">
+          <mc:Fallback xmlns:oel="http://schemas.microsoft.com/office/2019/extlst" xmlns:w16cex="http://schemas.microsoft.com/office/word/2018/wordml/cex" xmlns:w16="http://schemas.microsoft.com/office/word/2018/wordml" xmlns:w16sdtdh="http://schemas.microsoft.com/office/word/2020/wordml/sdtdatahash">
             <w:pict>
               <v:rect w14:anchorId="4C256C62" id="Rectángulo 3" o:spid="_x0000_s1026" alt="&quot;&quot;" style="position:absolute;margin-left:-55.95pt;margin-top:26.4pt;width:613.85pt;height:164.25pt;z-index:-251655168;visibility:visible;mso-wrap-style:square;mso-height-percent:0;mso-wrap-distance-left:9pt;mso-wrap-distance-top:0;mso-wrap-distance-right:9pt;mso-wrap-distance-bottom:0;mso-position-horizontal:absolute;mso-position-horizontal-relative:text;mso-position-vertical:absolute;mso-position-vertical-relative:text;mso-height-percent:0;mso-height-relative:margin;v-text-anchor:middle" o:gfxdata="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" fillcolor="#00314d" stroked="f" strokeweight="1pt"/>
             </w:pict>
@@ -930,16 +930,7 @@
                 <w:rStyle w:val="Hipervnculo"/>
                 <w:noProof/>
               </w:rPr>
-              <w:t>1.4. La ética aplicada al t</w:t>
-            </w:r>
-            <w:bookmarkStart w:id="0" w:name="_GoBack"/>
-            <w:bookmarkEnd w:id="0"/>
-            <w:r>
-              <w:rPr>
-                <w:rStyle w:val="Hipervnculo"/>
-                <w:noProof/>
-              </w:rPr>
-              <w:t>alento humano</w:t>
+              <w:t>1.4. La ética aplicada al talento humano</w:t>
             </w:r>
             <w:r>
               <w:rPr>
@@ -2249,12 +2240,12 @@
       <w:pPr>
         <w:pStyle w:val="Titulosgenerales"/>
       </w:pPr>
-      <w:bookmarkStart w:id="1" w:name="_Toc238633419"/>
+      <w:bookmarkStart w:id="0" w:name="_Toc238633419"/>
       <w:r>
         <w:lastRenderedPageBreak/>
         <w:t>Introducción</w:t>
       </w:r>
-      <w:bookmarkEnd w:id="1"/>
+      <w:bookmarkEnd w:id="0"/>
     </w:p>
     <w:p>
       <w:r>
@@ -2453,12 +2444,12 @@
       <w:pPr>
         <w:pStyle w:val="Ttulo1"/>
       </w:pPr>
-      <w:bookmarkStart w:id="2" w:name="_Toc238633420"/>
+      <w:bookmarkStart w:id="1" w:name="_Toc238633420"/>
       <w:r>
         <w:lastRenderedPageBreak/>
         <w:t>Fundamentos de la ética</w:t>
       </w:r>
-      <w:bookmarkEnd w:id="2"/>
+      <w:bookmarkEnd w:id="1"/>
     </w:p>
     <w:p>
       <w:pPr>
@@ -2711,11 +2702,11 @@
       <w:pPr>
         <w:pStyle w:val="Ttulo2"/>
       </w:pPr>
-      <w:bookmarkStart w:id="3" w:name="_Toc238633421"/>
+      <w:bookmarkStart w:id="2" w:name="_Toc238633421"/>
       <w:r>
         <w:t>La ética y su importancia</w:t>
       </w:r>
-      <w:bookmarkEnd w:id="3"/>
+      <w:bookmarkEnd w:id="2"/>
     </w:p>
     <w:p>
       <w:pPr>
@@ -3380,12 +3371,12 @@
       <w:pPr>
         <w:pStyle w:val="Ttulo2"/>
       </w:pPr>
-      <w:bookmarkStart w:id="4" w:name="_Toc238633422"/>
+      <w:bookmarkStart w:id="3" w:name="_Toc238633422"/>
       <w:r>
         <w:lastRenderedPageBreak/>
         <w:t>Principios y valores éticos universales</w:t>
       </w:r>
-      <w:bookmarkEnd w:id="4"/>
+      <w:bookmarkEnd w:id="3"/>
     </w:p>
     <w:p>
       <w:pPr>
@@ -4253,11 +4244,11 @@
       <w:pPr>
         <w:pStyle w:val="Ttulo2"/>
       </w:pPr>
-      <w:bookmarkStart w:id="5" w:name="_Toc238633423"/>
+      <w:bookmarkStart w:id="4" w:name="_Toc238633423"/>
       <w:r>
         <w:t>Ética individual y ética organizacional</w:t>
       </w:r>
-      <w:bookmarkEnd w:id="5"/>
+      <w:bookmarkEnd w:id="4"/>
     </w:p>
     <w:p>
       <w:pPr>
@@ -4640,12 +4631,12 @@
       <w:pPr>
         <w:pStyle w:val="Ttulo2"/>
       </w:pPr>
-      <w:bookmarkStart w:id="6" w:name="_Toc238633424"/>
+      <w:bookmarkStart w:id="5" w:name="_Toc238633424"/>
       <w:r>
         <w:lastRenderedPageBreak/>
         <w:t>La ética aplicada al talento humano</w:t>
       </w:r>
-      <w:bookmarkEnd w:id="6"/>
+      <w:bookmarkEnd w:id="5"/>
     </w:p>
     <w:p>
       <w:pPr>
@@ -5049,12 +5040,12 @@
       <w:pPr>
         <w:pStyle w:val="Ttulo1"/>
       </w:pPr>
-      <w:bookmarkStart w:id="7" w:name="_Toc238633425"/>
+      <w:bookmarkStart w:id="6" w:name="_Toc238633425"/>
       <w:r>
         <w:lastRenderedPageBreak/>
         <w:t>Relaciones interpersonales en el entorno laboral</w:t>
       </w:r>
-      <w:bookmarkEnd w:id="7"/>
+      <w:bookmarkEnd w:id="6"/>
     </w:p>
     <w:p>
       <w:pPr>
@@ -5210,11 +5201,11 @@
       <w:pPr>
         <w:pStyle w:val="Ttulo2"/>
       </w:pPr>
-      <w:bookmarkStart w:id="8" w:name="_Toc238633426"/>
+      <w:bookmarkStart w:id="7" w:name="_Toc238633426"/>
       <w:r>
         <w:t>Tipos de relaciones interpersonales</w:t>
       </w:r>
-      <w:bookmarkEnd w:id="8"/>
+      <w:bookmarkEnd w:id="7"/>
     </w:p>
     <w:p>
       <w:pPr>
@@ -5671,11 +5662,11 @@
       <w:pPr>
         <w:pStyle w:val="Ttulo2"/>
       </w:pPr>
-      <w:bookmarkStart w:id="9" w:name="_Toc238633427"/>
+      <w:bookmarkStart w:id="8" w:name="_Toc238633427"/>
       <w:r>
         <w:t>Alteridad, respeto y convivencia</w:t>
       </w:r>
-      <w:bookmarkEnd w:id="9"/>
+      <w:bookmarkEnd w:id="8"/>
     </w:p>
     <w:p>
       <w:pPr>
@@ -5910,11 +5901,11 @@
       <w:pPr>
         <w:pStyle w:val="Ttulo2"/>
       </w:pPr>
-      <w:bookmarkStart w:id="10" w:name="_Toc238633428"/>
+      <w:bookmarkStart w:id="9" w:name="_Toc238633428"/>
       <w:r>
         <w:t>Cuidar las relaciones en el trabajo</w:t>
       </w:r>
-      <w:bookmarkEnd w:id="10"/>
+      <w:bookmarkEnd w:id="9"/>
     </w:p>
     <w:p>
       <w:pPr>
@@ -6709,12 +6700,12 @@
       <w:pPr>
         <w:pStyle w:val="Ttulo1"/>
       </w:pPr>
-      <w:bookmarkStart w:id="11" w:name="_Toc238633429"/>
+      <w:bookmarkStart w:id="10" w:name="_Toc238633429"/>
       <w:r>
         <w:lastRenderedPageBreak/>
         <w:t>Gestión del talento humano</w:t>
       </w:r>
-      <w:bookmarkEnd w:id="11"/>
+      <w:bookmarkEnd w:id="10"/>
     </w:p>
     <w:p>
       <w:pPr>
@@ -6905,11 +6896,11 @@
       <w:r>
         <w:t xml:space="preserve"> </w:t>
       </w:r>
-      <w:bookmarkStart w:id="12" w:name="_Toc238633430"/>
+      <w:bookmarkStart w:id="11" w:name="_Toc238633430"/>
       <w:r>
         <w:t>Del personal al talento humano</w:t>
       </w:r>
-      <w:bookmarkEnd w:id="12"/>
+      <w:bookmarkEnd w:id="11"/>
     </w:p>
     <w:p>
       <w:pPr>
@@ -7456,11 +7447,11 @@
       <w:pPr>
         <w:pStyle w:val="Ttulo2"/>
       </w:pPr>
-      <w:bookmarkStart w:id="13" w:name="_Toc238633431"/>
+      <w:bookmarkStart w:id="12" w:name="_Toc238633431"/>
       <w:r>
         <w:t>Portafolio institucional y cultura organizacional</w:t>
       </w:r>
-      <w:bookmarkEnd w:id="13"/>
+      <w:bookmarkEnd w:id="12"/>
     </w:p>
     <w:p>
       <w:pPr>
@@ -8009,11 +8000,11 @@
       <w:r>
         <w:t xml:space="preserve"> </w:t>
       </w:r>
-      <w:bookmarkStart w:id="14" w:name="_Toc238633432"/>
+      <w:bookmarkStart w:id="13" w:name="_Toc238633432"/>
       <w:r>
         <w:t>Políticas y procedimientos organizacionales</w:t>
       </w:r>
-      <w:bookmarkEnd w:id="14"/>
+      <w:bookmarkEnd w:id="13"/>
     </w:p>
     <w:p>
       <w:pPr>
@@ -8616,12 +8607,12 @@
       <w:pPr>
         <w:pStyle w:val="Ttulo2"/>
       </w:pPr>
-      <w:bookmarkStart w:id="15" w:name="_Toc238633433"/>
+      <w:bookmarkStart w:id="14" w:name="_Toc238633433"/>
       <w:r>
         <w:lastRenderedPageBreak/>
         <w:t>Clima organizacional</w:t>
       </w:r>
-      <w:bookmarkEnd w:id="15"/>
+      <w:bookmarkEnd w:id="14"/>
     </w:p>
     <w:p>
       <w:pPr>
@@ -9350,12 +9341,12 @@
       <w:pPr>
         <w:pStyle w:val="Ttulo1"/>
       </w:pPr>
-      <w:bookmarkStart w:id="16" w:name="_Toc238633434"/>
+      <w:bookmarkStart w:id="15" w:name="_Toc238633434"/>
       <w:r>
         <w:lastRenderedPageBreak/>
         <w:t>Inteligencia emocional en el trabajo</w:t>
       </w:r>
-      <w:bookmarkEnd w:id="16"/>
+      <w:bookmarkEnd w:id="15"/>
     </w:p>
     <w:p>
       <w:pPr>
@@ -9554,11 +9545,11 @@
       <w:pPr>
         <w:pStyle w:val="Ttulo2"/>
       </w:pPr>
-      <w:bookmarkStart w:id="17" w:name="_Toc238633435"/>
+      <w:bookmarkStart w:id="16" w:name="_Toc238633435"/>
       <w:r>
         <w:t>La inteligencia emocional y su importancia</w:t>
       </w:r>
-      <w:bookmarkEnd w:id="17"/>
+      <w:bookmarkEnd w:id="16"/>
     </w:p>
     <w:p>
       <w:pPr>
@@ -9815,12 +9806,12 @@
       <w:pPr>
         <w:pStyle w:val="Ttulo2"/>
       </w:pPr>
-      <w:bookmarkStart w:id="18" w:name="_Toc238633436"/>
+      <w:bookmarkStart w:id="17" w:name="_Toc238633436"/>
       <w:r>
         <w:lastRenderedPageBreak/>
         <w:t>Componentes de la inteligencia emocional</w:t>
       </w:r>
-      <w:bookmarkEnd w:id="18"/>
+      <w:bookmarkEnd w:id="17"/>
     </w:p>
     <w:p>
       <w:pPr>
@@ -10377,11 +10368,11 @@
       <w:pPr>
         <w:pStyle w:val="Ttulo2"/>
       </w:pPr>
-      <w:bookmarkStart w:id="19" w:name="_Toc238633437"/>
+      <w:bookmarkStart w:id="18" w:name="_Toc238633437"/>
       <w:r>
         <w:t>Estrategias para manejar las emociones</w:t>
       </w:r>
-      <w:bookmarkEnd w:id="19"/>
+      <w:bookmarkEnd w:id="18"/>
     </w:p>
     <w:p>
       <w:pPr>
@@ -11027,12 +11018,12 @@
           <w:u w:val="single"/>
         </w:rPr>
       </w:pPr>
-      <w:bookmarkStart w:id="20" w:name="_Toc238633438"/>
+      <w:bookmarkStart w:id="19" w:name="_Toc238633438"/>
       <w:r>
         <w:lastRenderedPageBreak/>
         <w:t>Síntesis</w:t>
       </w:r>
-      <w:bookmarkEnd w:id="20"/>
+      <w:bookmarkEnd w:id="19"/>
       <w:r>
         <w:t xml:space="preserve"> </w:t>
       </w:r>
@@ -11147,12 +11138,12 @@
       <w:pPr>
         <w:pStyle w:val="Titulosgenerales"/>
       </w:pPr>
-      <w:bookmarkStart w:id="21" w:name="_Toc238633439"/>
+      <w:bookmarkStart w:id="20" w:name="_Toc238633439"/>
       <w:r>
         <w:lastRenderedPageBreak/>
         <w:t>Glosario</w:t>
       </w:r>
-      <w:bookmarkEnd w:id="21"/>
+      <w:bookmarkEnd w:id="20"/>
     </w:p>
     <w:p>
       <w:pPr>
@@ -11346,12 +11337,12 @@
       <w:pPr>
         <w:pStyle w:val="Titulosgenerales"/>
       </w:pPr>
-      <w:bookmarkStart w:id="22" w:name="_Toc238633440"/>
+      <w:bookmarkStart w:id="21" w:name="_Toc238633440"/>
       <w:r>
         <w:lastRenderedPageBreak/>
         <w:t>Referencias bibliográficas</w:t>
       </w:r>
-      <w:bookmarkEnd w:id="22"/>
+      <w:bookmarkEnd w:id="21"/>
       <w:r>
         <w:t xml:space="preserve"> </w:t>
       </w:r>
@@ -11449,12 +11440,12 @@
       <w:pPr>
         <w:pStyle w:val="Titulosgenerales"/>
       </w:pPr>
-      <w:bookmarkStart w:id="23" w:name="_Toc238633441"/>
+      <w:bookmarkStart w:id="22" w:name="_Toc238633441"/>
       <w:r>
         <w:lastRenderedPageBreak/>
         <w:t>Créditos</w:t>
       </w:r>
-      <w:bookmarkEnd w:id="23"/>
+      <w:bookmarkEnd w:id="22"/>
     </w:p>
     <w:tbl>
       <w:tblPr>
@@ -11947,13 +11938,8 @@
               <w:pStyle w:val="TextoTablas"/>
             </w:pPr>
             <w:r>
-              <w:t xml:space="preserve">Jorge Eduardo Rueda </w:t>
-            </w:r>
-            <w:proofErr w:type="spellStart"/>
-            <w:r>
-              <w:t>Pepña</w:t>
-            </w:r>
-            <w:proofErr w:type="spellEnd"/>
+              <w:t>Jorge Eduardo Rueda Peña</w:t>
+            </w:r>
           </w:p>
         </w:tc>
         <w:tc>
@@ -12046,6 +12032,8 @@
           <w:lang w:eastAsia="es-CO"/>
         </w:rPr>
       </w:pPr>
+      <w:bookmarkStart w:id="23" w:name="_GoBack"/>
+      <w:bookmarkEnd w:id="23"/>
     </w:p>
     <w:sectPr>
       <w:headerReference w:type="default" r:id="rId19"/>
@@ -17914,14 +17902,12 @@
 </file>
 
 <file path=customXml/item1.xml><?xml version="1.0" encoding="utf-8"?>
-<p:properties xmlns:p="http://schemas.microsoft.com/office/2006/metadata/properties" xmlns:xsi="http://www.w3.org/2001/XMLSchema-instance" xmlns:pc="http://schemas.microsoft.com/office/infopath/2007/PartnerControls">
-  <documentManagement>
-    <TaxCatchAll xmlns="13c90a0b-73bc-4dc0-be5f-28d77b615beb" xsi:nil="true"/>
-    <lcf76f155ced4ddcb4097134ff3c332f xmlns="13c93bba-48ce-428c-bfe5-88b42c19b028">
-      <Terms xmlns="http://schemas.microsoft.com/office/infopath/2007/PartnerControls"/>
-    </lcf76f155ced4ddcb4097134ff3c332f>
-  </documentManagement>
-</p:properties>
+<?mso-contentType ?>
+<FormTemplates xmlns="http://schemas.microsoft.com/sharepoint/v3/contenttype/forms">
+  <Display>DocumentLibraryForm</Display>
+  <Edit>DocumentLibraryForm</Edit>
+  <New>DocumentLibraryForm</New>
+</FormTemplates>
 </file>
 
 <file path=customXml/item2.xml><?xml version="1.0" encoding="utf-8"?>
@@ -18160,12 +18146,14 @@
 </file>
 
 <file path=customXml/item3.xml><?xml version="1.0" encoding="utf-8"?>
-<?mso-contentType ?>
-<FormTemplates xmlns="http://schemas.microsoft.com/sharepoint/v3/contenttype/forms">
-  <Display>DocumentLibraryForm</Display>
-  <Edit>DocumentLibraryForm</Edit>
-  <New>DocumentLibraryForm</New>
-</FormTemplates>
+<p:properties xmlns:p="http://schemas.microsoft.com/office/2006/metadata/properties" xmlns:xsi="http://www.w3.org/2001/XMLSchema-instance" xmlns:pc="http://schemas.microsoft.com/office/infopath/2007/PartnerControls">
+  <documentManagement>
+    <TaxCatchAll xmlns="13c90a0b-73bc-4dc0-be5f-28d77b615beb" xsi:nil="true"/>
+    <lcf76f155ced4ddcb4097134ff3c332f xmlns="13c93bba-48ce-428c-bfe5-88b42c19b028">
+      <Terms xmlns="http://schemas.microsoft.com/office/infopath/2007/PartnerControls"/>
+    </lcf76f155ced4ddcb4097134ff3c332f>
+  </documentManagement>
+</p:properties>
 </file>
 
 <file path=customXml/item4.xml><?xml version="1.0" encoding="utf-8"?>
@@ -18173,12 +18161,9 @@
 </file>
 
 <file path=customXml/itemProps1.xml><?xml version="1.0" encoding="utf-8"?>
-<ds:datastoreItem xmlns:ds="http://schemas.openxmlformats.org/officeDocument/2006/customXml" ds:itemID="{1279454D-02BE-4A9C-A117-DCD1573E2608}">
+<ds:datastoreItem xmlns:ds="http://schemas.openxmlformats.org/officeDocument/2006/customXml" ds:itemID="{10663269-2064-4804-8290-36D4A57F5557}">
   <ds:schemaRefs>
-    <ds:schemaRef ds:uri="http://schemas.microsoft.com/office/2006/metadata/properties"/>
-    <ds:schemaRef ds:uri="http://schemas.microsoft.com/office/infopath/2007/PartnerControls"/>
-    <ds:schemaRef ds:uri="13c90a0b-73bc-4dc0-be5f-28d77b615beb"/>
-    <ds:schemaRef ds:uri="13c93bba-48ce-428c-bfe5-88b42c19b028"/>
+    <ds:schemaRef ds:uri="http://schemas.microsoft.com/sharepoint/v3/contenttype/forms"/>
   </ds:schemaRefs>
 </ds:datastoreItem>
 </file>
@@ -18203,15 +18188,18 @@
 </file>
 
 <file path=customXml/itemProps3.xml><?xml version="1.0" encoding="utf-8"?>
-<ds:datastoreItem xmlns:ds="http://schemas.openxmlformats.org/officeDocument/2006/customXml" ds:itemID="{10663269-2064-4804-8290-36D4A57F5557}">
+<ds:datastoreItem xmlns:ds="http://schemas.openxmlformats.org/officeDocument/2006/customXml" ds:itemID="{1279454D-02BE-4A9C-A117-DCD1573E2608}">
   <ds:schemaRefs>
-    <ds:schemaRef ds:uri="http://schemas.microsoft.com/sharepoint/v3/contenttype/forms"/>
+    <ds:schemaRef ds:uri="http://schemas.microsoft.com/office/2006/metadata/properties"/>
+    <ds:schemaRef ds:uri="http://schemas.microsoft.com/office/infopath/2007/PartnerControls"/>
+    <ds:schemaRef ds:uri="13c90a0b-73bc-4dc0-be5f-28d77b615beb"/>
+    <ds:schemaRef ds:uri="13c93bba-48ce-428c-bfe5-88b42c19b028"/>
   </ds:schemaRefs>
 </ds:datastoreItem>
 </file>
 
 <file path=customXml/itemProps4.xml><?xml version="1.0" encoding="utf-8"?>
-<ds:datastoreItem xmlns:ds="http://schemas.openxmlformats.org/officeDocument/2006/customXml" ds:itemID="{4E24C5F5-FB9B-4CEC-9108-8F5204E564E7}">
+<ds:datastoreItem xmlns:ds="http://schemas.openxmlformats.org/officeDocument/2006/customXml" ds:itemID="{9A5AEB59-36C8-43AA-BFCF-84C439BD3928}">
   <ds:schemaRefs>
     <ds:schemaRef ds:uri="http://schemas.openxmlformats.org/officeDocument/2006/bibliography"/>
   </ds:schemaRefs>

--- a/fuentes/11210049_CF01_CFA_DU.docx
+++ b/fuentes/11210049_CF01_CFA_DU.docx
@@ -205,7 +205,7 @@
               </wp:anchor>
             </w:drawing>
           </mc:Choice>
-          <mc:Fallback xmlns:oel="http://schemas.microsoft.com/office/2019/extlst" xmlns:w16cex="http://schemas.microsoft.com/office/word/2018/wordml/cex" xmlns:w16="http://schemas.microsoft.com/office/word/2018/wordml" xmlns:w16sdtdh="http://schemas.microsoft.com/office/word/2020/wordml/sdtdatahash">
+          <mc:Fallback xmlns:w16sdtdh="http://schemas.microsoft.com/office/word/2020/wordml/sdtdatahash" xmlns:w16="http://schemas.microsoft.com/office/word/2018/wordml" xmlns:w16cex="http://schemas.microsoft.com/office/word/2018/wordml/cex" xmlns:oel="http://schemas.microsoft.com/office/2019/extlst">
             <w:pict>
               <v:rect w14:anchorId="4C256C62" id="Rectángulo 3" o:spid="_x0000_s1026" alt="&quot;&quot;" style="position:absolute;margin-left:-55.95pt;margin-top:26.4pt;width:613.85pt;height:164.25pt;z-index:-251655168;visibility:visible;mso-wrap-style:square;mso-height-percent:0;mso-wrap-distance-left:9pt;mso-wrap-distance-top:0;mso-wrap-distance-right:9pt;mso-wrap-distance-bottom:0;mso-position-horizontal:absolute;mso-position-horizontal-relative:text;mso-position-vertical:absolute;mso-position-vertical-relative:text;mso-height-percent:0;mso-height-relative:margin;v-text-anchor:middle" o:gfxdata="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" fillcolor="#00314d" stroked="f" strokeweight="1pt"/>
             </w:pict>
@@ -4478,7 +4478,7 @@
           <w:lang w:val="es-419" w:eastAsia="es-CO"/>
         </w:rPr>
         <w:drawing>
-          <wp:anchor distT="0" distB="0" distL="114300" distR="114300" simplePos="0" relativeHeight="251664384" behindDoc="0" locked="0" layoutInCell="1" allowOverlap="1" wp14:anchorId="074CEA51" wp14:editId="1E8C968C">
+          <wp:anchor distT="0" distB="0" distL="114300" distR="114300" simplePos="0" relativeHeight="251664384" behindDoc="0" locked="0" layoutInCell="1" allowOverlap="1" wp14:anchorId="074CEA51" wp14:editId="021F0031">
             <wp:simplePos x="0" y="0"/>
             <wp:positionH relativeFrom="column">
               <wp:posOffset>152070</wp:posOffset>
@@ -4489,7 +4489,7 @@
             <wp:extent cx="6338415" cy="3230626"/>
             <wp:effectExtent l="0" t="0" r="5715" b="8255"/>
             <wp:wrapNone/>
-            <wp:docPr id="7" name="Imagen 7" descr="Figura que representa la interacción entre la ética individual y la organizacional en función de su coherencia: al reforzarse generan confianza; al desconectarse, oportunismo y pérdida de legitimidad."/>
+            <wp:docPr id="7" name="Imagen 7" descr="La figura 1,  representa la interacción entre la ética individual y la organizacional en función de su coherencia: al reforzarse generan confianza; al desconectarse, oportunismo y pérdida de legitimidad. "/>
             <wp:cNvGraphicFramePr>
               <a:graphicFrameLocks xmlns:a="http://schemas.openxmlformats.org/drawingml/2006/main" noChangeAspect="1"/>
             </wp:cNvGraphicFramePr>
@@ -5376,7 +5376,7 @@
           <w:lang w:val="es-419" w:eastAsia="es-CO"/>
         </w:rPr>
         <w:drawing>
-          <wp:anchor distT="0" distB="0" distL="114300" distR="114300" simplePos="0" relativeHeight="251665408" behindDoc="0" locked="0" layoutInCell="1" allowOverlap="1" wp14:anchorId="50729765" wp14:editId="2F260324">
+          <wp:anchor distT="0" distB="0" distL="114300" distR="114300" simplePos="0" relativeHeight="251665408" behindDoc="0" locked="0" layoutInCell="1" allowOverlap="1" wp14:anchorId="50729765" wp14:editId="7A49BE17">
             <wp:simplePos x="0" y="0"/>
             <wp:positionH relativeFrom="margin">
               <wp:align>center</wp:align>
@@ -5387,7 +5387,7 @@
             <wp:extent cx="5798033" cy="2955199"/>
             <wp:effectExtent l="0" t="0" r="0" b="0"/>
             <wp:wrapNone/>
-            <wp:docPr id="8" name="Imagen 8" descr="Figura que compara dos vínculos laborales: la relación vertical, entre quien dirige y quien ejecuta, marcada por la autoridad y la evaluación; y la horizontal, entre compañeros, basada en la reciprocidad y la colaboración. Reconocer esa diferencia permite ajustar la comunicación y el trato que corresponde a cada caso."/>
+            <wp:docPr id="8" name="Imagen 8" descr="La figura 2 compara dos vínculos laborales: la relación vertical, entre quien dirige y quien ejecuta, marcada por la autoridad y la evaluación; y la horizontal, entre compañeros, basada en la reciprocidad y la colaboración. Reconocer esa diferencia permite ajustar la comunicación y el trato que corresponde a cada caso. "/>
             <wp:cNvGraphicFramePr>
               <a:graphicFrameLocks xmlns:a="http://schemas.openxmlformats.org/drawingml/2006/main" noChangeAspect="1"/>
             </wp:cNvGraphicFramePr>
@@ -11081,7 +11081,7 @@
           <w:lang w:eastAsia="es-CO"/>
         </w:rPr>
         <w:drawing>
-          <wp:anchor distT="0" distB="0" distL="114300" distR="114300" simplePos="0" relativeHeight="251666432" behindDoc="0" locked="0" layoutInCell="1" allowOverlap="1" wp14:anchorId="457351E7" wp14:editId="48ED3C25">
+          <wp:anchor distT="0" distB="0" distL="114300" distR="114300" simplePos="0" relativeHeight="251666432" behindDoc="0" locked="0" layoutInCell="1" allowOverlap="1" wp14:anchorId="457351E7" wp14:editId="583642C6">
             <wp:simplePos x="0" y="0"/>
             <wp:positionH relativeFrom="column">
               <wp:posOffset>0</wp:posOffset>
@@ -11847,13 +11847,14 @@
               </w:rPr>
             </w:pPr>
             <w:r>
-              <w:t xml:space="preserve">Desarrollador full </w:t>
-            </w:r>
-            <w:proofErr w:type="spellStart"/>
-            <w:r>
-              <w:t>stack</w:t>
-            </w:r>
-            <w:proofErr w:type="spellEnd"/>
+              <w:t xml:space="preserve">Desarrollador </w:t>
+            </w:r>
+            <w:r>
+              <w:rPr>
+                <w:rStyle w:val="Extranjerismo"/>
+              </w:rPr>
+              <w:t>full stack</w:t>
+            </w:r>
           </w:p>
         </w:tc>
         <w:tc>
@@ -11988,7 +11989,7 @@
               <w:pStyle w:val="TextoTablas"/>
             </w:pPr>
             <w:r>
-              <w:t>Javier Mauricio Oviedo</w:t>
+              <w:t>Jorge Bustos Gómez</w:t>
             </w:r>
           </w:p>
         </w:tc>
@@ -17911,6 +17912,17 @@
 </file>
 
 <file path=customXml/item2.xml><?xml version="1.0" encoding="utf-8"?>
+<p:properties xmlns:p="http://schemas.microsoft.com/office/2006/metadata/properties" xmlns:xsi="http://www.w3.org/2001/XMLSchema-instance" xmlns:pc="http://schemas.microsoft.com/office/infopath/2007/PartnerControls">
+  <documentManagement>
+    <TaxCatchAll xmlns="13c90a0b-73bc-4dc0-be5f-28d77b615beb" xsi:nil="true"/>
+    <lcf76f155ced4ddcb4097134ff3c332f xmlns="13c93bba-48ce-428c-bfe5-88b42c19b028">
+      <Terms xmlns="http://schemas.microsoft.com/office/infopath/2007/PartnerControls"/>
+    </lcf76f155ced4ddcb4097134ff3c332f>
+  </documentManagement>
+</p:properties>
+</file>
+
+<file path=customXml/item3.xml><?xml version="1.0" encoding="utf-8"?>
 <ct:contentTypeSchema xmlns:ct="http://schemas.microsoft.com/office/2006/metadata/contentType" xmlns:ma="http://schemas.microsoft.com/office/2006/metadata/properties/metaAttributes" ct:_="" ma:_="" ma:contentTypeName="Documento" ma:contentTypeID="0x0101006A81D6BD42E8DF4C91013959704817E1" ma:contentTypeVersion="15" ma:contentTypeDescription="Crear nuevo documento." ma:contentTypeScope="" ma:versionID="bf4f72ffd194f0963ff564daca6869f7">
   <xsd:schema xmlns:xsd="http://www.w3.org/2001/XMLSchema" xmlns:xs="http://www.w3.org/2001/XMLSchema" xmlns:p="http://schemas.microsoft.com/office/2006/metadata/properties" xmlns:ns2="13c90a0b-73bc-4dc0-be5f-28d77b615beb" xmlns:ns3="13c93bba-48ce-428c-bfe5-88b42c19b028" targetNamespace="http://schemas.microsoft.com/office/2006/metadata/properties" ma:root="true" ma:fieldsID="8718d6f4873a5b1392a45044efa78385" ns2:_="" ns3:_="">
     <xsd:import namespace="13c90a0b-73bc-4dc0-be5f-28d77b615beb"/>
@@ -18145,17 +18157,6 @@
 </ct:contentTypeSchema>
 </file>
 
-<file path=customXml/item3.xml><?xml version="1.0" encoding="utf-8"?>
-<p:properties xmlns:p="http://schemas.microsoft.com/office/2006/metadata/properties" xmlns:xsi="http://www.w3.org/2001/XMLSchema-instance" xmlns:pc="http://schemas.microsoft.com/office/infopath/2007/PartnerControls">
-  <documentManagement>
-    <TaxCatchAll xmlns="13c90a0b-73bc-4dc0-be5f-28d77b615beb" xsi:nil="true"/>
-    <lcf76f155ced4ddcb4097134ff3c332f xmlns="13c93bba-48ce-428c-bfe5-88b42c19b028">
-      <Terms xmlns="http://schemas.microsoft.com/office/infopath/2007/PartnerControls"/>
-    </lcf76f155ced4ddcb4097134ff3c332f>
-  </documentManagement>
-</p:properties>
-</file>
-
 <file path=customXml/item4.xml><?xml version="1.0" encoding="utf-8"?>
 <b:Sources xmlns:b="http://schemas.openxmlformats.org/officeDocument/2006/bibliography" xmlns="http://schemas.openxmlformats.org/officeDocument/2006/bibliography" SelectedStyle="\APASixthEditionOfficeOnline.xsl" StyleName="APA" Version="6"/>
 </file>
@@ -18169,6 +18170,17 @@
 </file>
 
 <file path=customXml/itemProps2.xml><?xml version="1.0" encoding="utf-8"?>
+<ds:datastoreItem xmlns:ds="http://schemas.openxmlformats.org/officeDocument/2006/customXml" ds:itemID="{1279454D-02BE-4A9C-A117-DCD1573E2608}">
+  <ds:schemaRefs>
+    <ds:schemaRef ds:uri="http://schemas.microsoft.com/office/2006/metadata/properties"/>
+    <ds:schemaRef ds:uri="http://schemas.microsoft.com/office/infopath/2007/PartnerControls"/>
+    <ds:schemaRef ds:uri="13c90a0b-73bc-4dc0-be5f-28d77b615beb"/>
+    <ds:schemaRef ds:uri="13c93bba-48ce-428c-bfe5-88b42c19b028"/>
+  </ds:schemaRefs>
+</ds:datastoreItem>
+</file>
+
+<file path=customXml/itemProps3.xml><?xml version="1.0" encoding="utf-8"?>
 <ds:datastoreItem xmlns:ds="http://schemas.openxmlformats.org/officeDocument/2006/customXml" ds:itemID="{59065960-E0CA-4804-83B5-320CBCDCC160}">
   <ds:schemaRefs>
     <ds:schemaRef ds:uri="http://schemas.microsoft.com/office/2006/metadata/contentType"/>
@@ -18187,19 +18199,8 @@
 </ds:datastoreItem>
 </file>
 
-<file path=customXml/itemProps3.xml><?xml version="1.0" encoding="utf-8"?>
-<ds:datastoreItem xmlns:ds="http://schemas.openxmlformats.org/officeDocument/2006/customXml" ds:itemID="{1279454D-02BE-4A9C-A117-DCD1573E2608}">
-  <ds:schemaRefs>
-    <ds:schemaRef ds:uri="http://schemas.microsoft.com/office/2006/metadata/properties"/>
-    <ds:schemaRef ds:uri="http://schemas.microsoft.com/office/infopath/2007/PartnerControls"/>
-    <ds:schemaRef ds:uri="13c90a0b-73bc-4dc0-be5f-28d77b615beb"/>
-    <ds:schemaRef ds:uri="13c93bba-48ce-428c-bfe5-88b42c19b028"/>
-  </ds:schemaRefs>
-</ds:datastoreItem>
-</file>
-
 <file path=customXml/itemProps4.xml><?xml version="1.0" encoding="utf-8"?>
-<ds:datastoreItem xmlns:ds="http://schemas.openxmlformats.org/officeDocument/2006/customXml" ds:itemID="{9A5AEB59-36C8-43AA-BFCF-84C439BD3928}">
+<ds:datastoreItem xmlns:ds="http://schemas.openxmlformats.org/officeDocument/2006/customXml" ds:itemID="{F4F98187-87F1-40C3-9D37-A357B167CFF4}">
   <ds:schemaRefs>
     <ds:schemaRef ds:uri="http://schemas.openxmlformats.org/officeDocument/2006/bibliography"/>
   </ds:schemaRefs>
